--- a/L3B-World-Build-Methodology/CiC_L3B_Formation_World_Construction_Framework_V7.1.docx
+++ b/L3B-World-Build-Methodology/CiC_L3B_Formation_World_Construction_Framework_V7.1.docx
@@ -995,7 +995,7 @@
     <w:p/>
     <w:p>
       <w:r>
-        <w:t>This is not the complete forces analysis. It is the orientation that governs Step 2 scope. The complete forces analysis is compiled as Doc_08 at Step 7.</w:t>
+        <w:t>This is not the complete forces analysis. It is the orientation that governs Step 2 scope. The complete forces analysis is compiled as Doc_08 at Step 8.</w:t>
       </w:r>
     </w:p>
     <w:p/>
@@ -5164,7 +5164,7 @@
     <w:p/>
     <w:p>
       <w:r>
-        <w:t>Output: Doc_01 (complete source ecology document)</w:t>
+        <w:t>Output: Doc_02 (complete source ecology document)</w:t>
       </w:r>
     </w:p>
     <w:p/>
@@ -5429,7 +5429,7 @@
     <w:p/>
     <w:p>
       <w:r>
-        <w:t>Output: Doc_02 (Historical Gravity document)</w:t>
+        <w:t>Output: Doc_04 (Historical Gravity document)</w:t>
       </w:r>
     </w:p>
     <w:p/>
@@ -5541,7 +5541,7 @@
     <w:p/>
     <w:p>
       <w:r>
-        <w:t>Output: Doc_04 and Doc_05 (formation ecology documents)</w:t>
+        <w:t>Output: Doc_05 (formation ecology document)</w:t>
       </w:r>
     </w:p>
     <w:p/>
@@ -5630,8 +5630,7 @@
     </w:p>
     <w:p>
       <w:r>
-        <w:lastRenderedPageBreak/>
-        <w:t>Doc_04 carries the primary formation ecology lenses — Human Ecology, Community Ecology, Worship Ecology, Organizational Ecology. Doc_05 carries the Ministry Ecology and any additional ecology dimensions specific to this world's character.</w:t>
+        <w:t>Doc_05 carries the formation ecology lenses — Human, Community, Worship, Organizational, and Ministry Ecology — plus any additional ecology dimensions specific to the world's character.</w:t>
       </w:r>
     </w:p>
     <w:p/>
